--- a/Deck_FinalTemplate.docx
+++ b/Deck_FinalTemplate.docx
@@ -2970,7 +2970,7 @@
             </w:rPr>
             <w:id w:val="1221317951"/>
             <w:dropDownList>
-              <w:listItem w:displayText="DM CA GC 714639" w:value="DM CA GC 714639"/>
+              <w:listItem w:displayText="DM, CA CSLB GC 714639" w:value="DM, CA CSLB GC 714639"/>
               <w:listItem w:displayText="VS Architect CA - C13791" w:value="VS Architect CA - C13791"/>
               <w:listItem w:displayText="PK Architect CA- C 26488" w:value="PK Architect CA- C 26488"/>
               <w:listItem w:displayText="NW- ICC 10425778" w:value="NW- ICC 10425778"/>
@@ -13810,7 +13810,7 @@
             <w:showingPlcHdr/>
             <w:dropDownList>
               <w:listItem w:value="Choose an item."/>
-              <w:listItem w:displayText="DM CA GC 714639" w:value="DM CA GC 714639"/>
+              <w:listItem w:displayText="DM, CA CSLB GC 714639" w:value="DM, CA CSLB GC 714639"/>
               <w:listItem w:displayText="VS Architect CA - C13791" w:value="VS Architect CA - C13791"/>
               <w:listItem w:displayText="PK Architect CA- C 26488" w:value="PK Architect CA- C 26488"/>
               <w:listItem w:displayText="NW- ICC 10425778" w:value="NW- ICC 10425778"/>

--- a/Deck_FinalTemplate.docx
+++ b/Deck_FinalTemplate.docx
@@ -2970,7 +2970,7 @@
             </w:rPr>
             <w:id w:val="1221317951"/>
             <w:dropDownList>
-              <w:listItem w:displayText="DM, CA CSLB GC 714639" w:value="DM, CA CSLB GC 714639"/>
+              <w:listItem w:displayText="CA CSLB GC 714639" w:value="CA CSLB GC 714639"/>
               <w:listItem w:displayText="VS Architect CA - C13791" w:value="VS Architect CA - C13791"/>
               <w:listItem w:displayText="PK Architect CA- C 26488" w:value="PK Architect CA- C 26488"/>
               <w:listItem w:displayText="NW- ICC 10425778" w:value="NW- ICC 10425778"/>
@@ -13810,7 +13810,7 @@
             <w:showingPlcHdr/>
             <w:dropDownList>
               <w:listItem w:value="Choose an item."/>
-              <w:listItem w:displayText="DM, CA CSLB GC 714639" w:value="DM, CA CSLB GC 714639"/>
+              <w:listItem w:displayText="CA CSLB GC 714639" w:value="CA CSLB GC 714639"/>
               <w:listItem w:displayText="VS Architect CA - C13791" w:value="VS Architect CA - C13791"/>
               <w:listItem w:displayText="PK Architect CA- C 26488" w:value="PK Architect CA- C 26488"/>
               <w:listItem w:displayText="NW- ICC 10425778" w:value="NW- ICC 10425778"/>
